--- a/블로그글작성/판례/물환경_대법원_시리즈/판례_대법원94누5380_측정대행업체결과도신빙성이있으면부과금조정자료가됩니다.docx
+++ b/블로그글작성/판례/물환경_대법원_시리즈/판례_대법원94누5380_측정대행업체결과도신빙성이있으면부과금조정자료가됩니다.docx
@@ -599,6 +599,13 @@
           <w:rFonts w:ascii="맑은 고딕" w:hAnsi="맑은 고딕" w:eastAsia="맑은 고딕" w:cs="맑은 고딕"/>
           <w:color w:val="000000"/>
         </w:rPr>
+        <w:br/>
+      </w:r>
+      <w:r>
+        <w:rPr>
+          <w:rFonts w:ascii="맑은 고딕" w:hAnsi="맑은 고딕" w:eastAsia="맑은 고딕" w:cs="맑은 고딕"/>
+          <w:color w:val="000000"/>
+        </w:rPr>
         <w:t>② 피고는 같은 달 26일 원고에게 배출허용기준 이내로 처리되도록 개선명령을 하였고, 원고는 같은 해 9. 8. 개선이행보고를 하였다.</w:t>
       </w:r>
       <w:r>
@@ -613,6 +620,13 @@
           <w:rFonts w:ascii="맑은 고딕" w:hAnsi="맑은 고딕" w:eastAsia="맑은 고딕" w:cs="맑은 고딕"/>
           <w:color w:val="000000"/>
         </w:rPr>
+        <w:br/>
+      </w:r>
+      <w:r>
+        <w:rPr>
+          <w:rFonts w:ascii="맑은 고딕" w:hAnsi="맑은 고딕" w:eastAsia="맑은 고딕" w:cs="맑은 고딕"/>
+          <w:color w:val="000000"/>
+        </w:rPr>
         <w:t>③ 피고는 같은 달 16일 원고 공장에서 시료를 채취하여 검사한 결과 배출허용기준 이내로 개선되었음을 확인하였다.</w:t>
       </w:r>
       <w:r>
@@ -627,7 +641,21 @@
           <w:rFonts w:ascii="맑은 고딕" w:hAnsi="맑은 고딕" w:eastAsia="맑은 고딕" w:cs="맑은 고딕"/>
           <w:color w:val="000000"/>
         </w:rPr>
+        <w:br/>
+      </w:r>
+      <w:r>
+        <w:rPr>
+          <w:rFonts w:ascii="맑은 고딕" w:hAnsi="맑은 고딕" w:eastAsia="맑은 고딕" w:cs="맑은 고딕"/>
+          <w:color w:val="000000"/>
+        </w:rPr>
         <w:t>④ 피고는 당초 채취일인 8. 7.부터 개선이행보고일인 9. 8.까지의 33일 중 실제 가동하지 아니한 기간을 공제한 26일을 배출기간으로 하여 배출부과금을 부과하였다가, 이후 일일유량을 실제 배출량으로 정정하여 146,412,910원으로 감액하였다.</w:t>
+      </w:r>
+      <w:r>
+        <w:rPr>
+          <w:rFonts w:ascii="맑은 고딕" w:hAnsi="맑은 고딕" w:eastAsia="맑은 고딕" w:cs="맑은 고딕"/>
+          <w:color w:val="000000"/>
+        </w:rPr>
+        <w:br/>
       </w:r>
       <w:r>
         <w:rPr>
@@ -680,6 +708,7 @@
         <w:rPr>
           <w:rFonts w:ascii="맑은 고딕" w:hAnsi="맑은 고딕" w:eastAsia="맑은 고딕" w:cs="맑은 고딕"/>
           <w:color w:val="000000"/>
+          <w:u w:val="single"/>
         </w:rPr>
         <w:t>이 사건의 쟁점은, 배출부과금 조정을 위한 배출기간 변경 여부를 판단하는 자료로서의 오염도 검사결과가 시행규칙이 정한 검사기관의 것에 한정되는지 여부와, 측정대행자의 검사결과를 배척한 판단이 정당한지 여부이다.</w:t>
       </w:r>
@@ -719,7 +748,9 @@
       <w:r>
         <w:rPr>
           <w:rFonts w:ascii="맑은 고딕" w:hAnsi="맑은 고딕" w:eastAsia="맑은 고딕" w:cs="맑은 고딕"/>
-          <w:color w:val="000000"/>
+          <w:b/>
+          <w:color w:val="000000"/>
+          <w:u w:val="single"/>
         </w:rPr>
         <w:t>① 원심의 판단 원심은 적발 당시 천재지변에 준하는 상황으로서 폐수배출시설이 비정상 가동하고 있었다고 볼 수 없고 시료의 채취과정이나 검사에 위법이 있다고 할 수 없다고 보았으며, 측정대행자의 검사결과는 공장 정상가동 중 적절한 절차로 채취·검사된 것임을 알아볼 수 없다고 하여 이를 배척하였다.</w:t>
       </w:r>
@@ -735,6 +766,13 @@
           <w:rFonts w:ascii="맑은 고딕" w:hAnsi="맑은 고딕" w:eastAsia="맑은 고딕" w:cs="맑은 고딕"/>
           <w:color w:val="000000"/>
         </w:rPr>
+        <w:br/>
+      </w:r>
+      <w:r>
+        <w:rPr>
+          <w:rFonts w:ascii="맑은 고딕" w:hAnsi="맑은 고딕" w:eastAsia="맑은 고딕" w:cs="맑은 고딕"/>
+          <w:color w:val="000000"/>
+        </w:rPr>
         <w:t>② 대법원의 판단 원심의 판단은 정당하고, 거기에 채증법칙 위반 등의 위법이 없다.</w:t>
       </w:r>
       <w:r>
@@ -749,6 +787,13 @@
           <w:rFonts w:ascii="맑은 고딕" w:hAnsi="맑은 고딕" w:eastAsia="맑은 고딕" w:cs="맑은 고딕"/>
           <w:color w:val="000000"/>
         </w:rPr>
+        <w:br/>
+      </w:r>
+      <w:r>
+        <w:rPr>
+          <w:rFonts w:ascii="맑은 고딕" w:hAnsi="맑은 고딕" w:eastAsia="맑은 고딕" w:cs="맑은 고딕"/>
+          <w:color w:val="000000"/>
+        </w:rPr>
         <w:t>③ 구 수질환경보전법과 그 시행규칙은 측정대행자제도를 두고, 측정대행자가 갖추어야 할 기술능력, 시설 및 장비, 그 지정절차, 정수관리 등에 관하여 구체적으로 규정하고 있다.</w:t>
       </w:r>
       <w:r>
@@ -763,6 +808,13 @@
           <w:rFonts w:ascii="맑은 고딕" w:hAnsi="맑은 고딕" w:eastAsia="맑은 고딕" w:cs="맑은 고딕"/>
           <w:color w:val="000000"/>
         </w:rPr>
+        <w:br/>
+      </w:r>
+      <w:r>
+        <w:rPr>
+          <w:rFonts w:ascii="맑은 고딕" w:hAnsi="맑은 고딕" w:eastAsia="맑은 고딕" w:cs="맑은 고딕"/>
+          <w:color w:val="000000"/>
+        </w:rPr>
         <w:t>④ 나아가 측정대행자에게 측정결과의 기록 및 보존의무를 지우고, 그 준수사항 및 결격사유, 지정의 취소에 관하여 규정하는 등 행정청이 측정대행자의 지정에서부터 이를 엄격하게 규제·감독하고 있다.</w:t>
       </w:r>
       <w:r>
@@ -777,6 +829,13 @@
           <w:rFonts w:ascii="맑은 고딕" w:hAnsi="맑은 고딕" w:eastAsia="맑은 고딕" w:cs="맑은 고딕"/>
           <w:color w:val="000000"/>
         </w:rPr>
+        <w:br/>
+      </w:r>
+      <w:r>
+        <w:rPr>
+          <w:rFonts w:ascii="맑은 고딕" w:hAnsi="맑은 고딕" w:eastAsia="맑은 고딕" w:cs="맑은 고딕"/>
+          <w:color w:val="000000"/>
+        </w:rPr>
         <w:t>⑤ 이러한 점에 비추어 볼 때, 부과금 조정을 위한 오염물질 또는 배출물질의 배출기간이 달라지게 된 경우를 판단하는 자료로써 반드시 시행규칙 소정의 검사기관의 오염도 검사결과만에 한정되는 것은 아니다.</w:t>
       </w:r>
       <w:r>
@@ -791,6 +850,13 @@
           <w:rFonts w:ascii="맑은 고딕" w:hAnsi="맑은 고딕" w:eastAsia="맑은 고딕" w:cs="맑은 고딕"/>
           <w:color w:val="000000"/>
         </w:rPr>
+        <w:br/>
+      </w:r>
+      <w:r>
+        <w:rPr>
+          <w:rFonts w:ascii="맑은 고딕" w:hAnsi="맑은 고딕" w:eastAsia="맑은 고딕" w:cs="맑은 고딕"/>
+          <w:color w:val="000000"/>
+        </w:rPr>
         <w:t>⑥ 따라서 오염물질의 시료채취 및 그 분석방법 등에 있어 신빙성이 인정되는 한 측정대행자의 오염도 검사결과에 의하여도 가능하다.</w:t>
       </w:r>
       <w:r>
@@ -805,7 +871,23 @@
           <w:rFonts w:ascii="맑은 고딕" w:hAnsi="맑은 고딕" w:eastAsia="맑은 고딕" w:cs="맑은 고딕"/>
           <w:color w:val="000000"/>
         </w:rPr>
+        <w:br/>
+      </w:r>
+      <w:r>
+        <w:rPr>
+          <w:rFonts w:ascii="맑은 고딕" w:hAnsi="맑은 고딕" w:eastAsia="맑은 고딕" w:cs="맑은 고딕"/>
+          <w:b/>
+          <w:color w:val="000000"/>
+          <w:u w:val="single"/>
+        </w:rPr>
         <w:t>⑦ 그러나 이 사건에서 측정대행자의 검사결과는 공장 정상가동 중에 적절한 절차로 시료가 채취되어 검사한 것임을 알아볼 수 없어 신빙성을 인정할 자료가 없으므로, 이를 배척한 원심의 판단은 정당하다.</w:t>
+      </w:r>
+      <w:r>
+        <w:rPr>
+          <w:rFonts w:ascii="맑은 고딕" w:hAnsi="맑은 고딕" w:eastAsia="맑은 고딕" w:cs="맑은 고딕"/>
+          <w:color w:val="000000"/>
+        </w:rPr>
+        <w:br/>
       </w:r>
       <w:r>
         <w:rPr>
@@ -858,6 +940,7 @@
         <w:rPr>
           <w:rFonts w:ascii="맑은 고딕" w:hAnsi="맑은 고딕" w:eastAsia="맑은 고딕" w:cs="맑은 고딕"/>
           <w:color w:val="000000"/>
+          <w:u w:val="single"/>
         </w:rPr>
         <w:t>① 구 수질환경보전법과 그 시행규칙은 측정대행자제도를 두고, 측정대행자가 갖추어야 할 기술능력, 시설 및 장비, 그 지정절차, 정수관리 등에 관하여 구체적으로 규정하면서, 측정대행자에게 측정결과의 기록 및 그 보존의무를 지우고, 그 준수사항 및 결격사유, 그 지정의 취소에 관하여 규정하는 등 행정청이 측정대행자의 지정에서부터 이를 엄격하게 규제·감독하고 있다.</w:t>
       </w:r>
@@ -872,6 +955,14 @@
         <w:rPr>
           <w:rFonts w:ascii="맑은 고딕" w:hAnsi="맑은 고딕" w:eastAsia="맑은 고딕" w:cs="맑은 고딕"/>
           <w:color w:val="000000"/>
+        </w:rPr>
+        <w:br/>
+      </w:r>
+      <w:r>
+        <w:rPr>
+          <w:rFonts w:ascii="맑은 고딕" w:hAnsi="맑은 고딕" w:eastAsia="맑은 고딕" w:cs="맑은 고딕"/>
+          <w:color w:val="000000"/>
+          <w:u w:val="single"/>
         </w:rPr>
         <w:t>② 이러한 점에 비추어 볼 때, 부과금조정을 위한 오염물질 또는 배출물질의 배출기간이 달라지게 된 경우를 판단하는 자료로써 반드시 시행규칙 소정의 검사기관의 오염도 검사결과만에 한정되는 것은 아니고, 오염물질의 시료채취 및 그 분석방법 등에 있어 신빙성이 인정되는 한 측정대행자의 오염도 검사결과에 의하여도 가능하다.</w:t>
       </w:r>

--- a/블로그글작성/판례/물환경_대법원_시리즈/판례_대법원94누5380_측정대행업체결과도신빙성이있으면부과금조정자료가됩니다.docx
+++ b/블로그글작성/판례/물환경_대법원_시리즈/판례_대법원94누5380_측정대행업체결과도신빙성이있으면부과금조정자료가됩니다.docx
@@ -16,7 +16,7 @@
           <w:color w:val="000000"/>
           <w:sz w:val="30"/>
         </w:rPr>
-        <w:t>측정대행업체 결과도 신빙성이 있으면 부과금 조정 자료가 됩니다</w:t>
+        <w:t>측정대행업체 결과도 신빙성이 있으면 부과금 조정 자료가 됩니다. (94누5380)</w:t>
       </w:r>
     </w:p>
     <w:p>
@@ -47,12 +47,6 @@
         </w:rPr>
         <w:t>○ 사업자가 측정대행업체의 검사결과를 들어 배출부과금 조정을 구한 사건입니다. 대법원은 부과금 조정 자료가 반드시 시행규칙이 정한 검사기관의 검사결과에 한정되는 것은 아니고 측정대행자의 결과에 의해서도 가능하다고 보면서도, 그 시료채취·분석방법에 신빙성이 인정되어야 한다고 판단하였습니다.</w:t>
       </w:r>
-    </w:p>
-    <w:p>
-      <w:pPr>
-        <w:autoSpaceDN w:val="0"/>
-        <w:autoSpaceDE w:val="0"/>
-      </w:pPr>
     </w:p>
     <w:p>
       <w:pPr>
@@ -220,12 +214,6 @@
       <w:pPr>
         <w:autoSpaceDN w:val="0"/>
         <w:autoSpaceDE w:val="0"/>
-      </w:pPr>
-    </w:p>
-    <w:p>
-      <w:pPr>
-        <w:autoSpaceDN w:val="0"/>
-        <w:autoSpaceDE w:val="0"/>
         <w:pStyle w:val="2"/>
       </w:pPr>
       <w:r>
@@ -558,6 +546,118 @@
       <w:pPr>
         <w:autoSpaceDN w:val="0"/>
         <w:autoSpaceDE w:val="0"/>
+        <w:pStyle w:val="2"/>
+        <w:spacing w:before="80"/>
+      </w:pPr>
+      <w:r>
+        <w:rPr>
+          <w:rFonts w:ascii="맑은 고딕" w:hAnsi="맑은 고딕" w:eastAsia="맑은 고딕" w:cs="맑은 고딕"/>
+          <w:color w:val="000000"/>
+        </w:rPr>
+        <w:t>2. 사실관계</w:t>
+      </w:r>
+    </w:p>
+    <w:p>
+      <w:pPr>
+        <w:autoSpaceDN w:val="0"/>
+        <w:autoSpaceDE w:val="0"/>
+      </w:pPr>
+      <w:r>
+        <w:rPr>
+          <w:rFonts w:ascii="맑은 고딕" w:hAnsi="맑은 고딕" w:eastAsia="맑은 고딕" w:cs="맑은 고딕"/>
+          <w:color w:val="000000"/>
+        </w:rPr>
+        <w:t>① 환경단속공무원이 1992. 8. 7. 21:15경 원고 회사가 배출한 폐수시료를 채취하여 농도를 측정한 결과, 배출허용기준을 각 초과하여 생물화학적산소요구량 706.4㎎/L, 화학적산소요구량 707.6㎎/L, 부유물질량 700.0㎎/L이 각 검출되었다.</w:t>
+      </w:r>
+      <w:r>
+        <w:rPr>
+          <w:rFonts w:ascii="맑은 고딕" w:hAnsi="맑은 고딕" w:eastAsia="맑은 고딕" w:cs="맑은 고딕"/>
+          <w:color w:val="000000"/>
+        </w:rPr>
+        <w:br/>
+      </w:r>
+      <w:r>
+        <w:rPr>
+          <w:rFonts w:ascii="맑은 고딕" w:hAnsi="맑은 고딕" w:eastAsia="맑은 고딕" w:cs="맑은 고딕"/>
+          <w:color w:val="000000"/>
+        </w:rPr>
+        <w:br/>
+      </w:r>
+      <w:r>
+        <w:rPr>
+          <w:rFonts w:ascii="맑은 고딕" w:hAnsi="맑은 고딕" w:eastAsia="맑은 고딕" w:cs="맑은 고딕"/>
+          <w:color w:val="000000"/>
+        </w:rPr>
+        <w:t>② 피고는 같은 달 26일 원고에게 배출허용기준 이내로 처리되도록 개선명령을 하였고, 원고는 같은 해 9. 8. 개선이행보고를 하였다.</w:t>
+      </w:r>
+      <w:r>
+        <w:rPr>
+          <w:rFonts w:ascii="맑은 고딕" w:hAnsi="맑은 고딕" w:eastAsia="맑은 고딕" w:cs="맑은 고딕"/>
+          <w:color w:val="000000"/>
+        </w:rPr>
+        <w:br/>
+      </w:r>
+      <w:r>
+        <w:rPr>
+          <w:rFonts w:ascii="맑은 고딕" w:hAnsi="맑은 고딕" w:eastAsia="맑은 고딕" w:cs="맑은 고딕"/>
+          <w:color w:val="000000"/>
+        </w:rPr>
+        <w:br/>
+      </w:r>
+      <w:r>
+        <w:rPr>
+          <w:rFonts w:ascii="맑은 고딕" w:hAnsi="맑은 고딕" w:eastAsia="맑은 고딕" w:cs="맑은 고딕"/>
+          <w:color w:val="000000"/>
+        </w:rPr>
+        <w:t>③ 피고는 같은 달 16일 원고 공장에서 시료를 채취하여 검사한 결과 배출허용기준 이내로 개선되었음을 확인하였다.</w:t>
+      </w:r>
+      <w:r>
+        <w:rPr>
+          <w:rFonts w:ascii="맑은 고딕" w:hAnsi="맑은 고딕" w:eastAsia="맑은 고딕" w:cs="맑은 고딕"/>
+          <w:color w:val="000000"/>
+        </w:rPr>
+        <w:br/>
+      </w:r>
+      <w:r>
+        <w:rPr>
+          <w:rFonts w:ascii="맑은 고딕" w:hAnsi="맑은 고딕" w:eastAsia="맑은 고딕" w:cs="맑은 고딕"/>
+          <w:color w:val="000000"/>
+        </w:rPr>
+        <w:br/>
+      </w:r>
+      <w:r>
+        <w:rPr>
+          <w:rFonts w:ascii="맑은 고딕" w:hAnsi="맑은 고딕" w:eastAsia="맑은 고딕" w:cs="맑은 고딕"/>
+          <w:color w:val="000000"/>
+        </w:rPr>
+        <w:t>④ 피고는 당초 채취일인 8. 7.부터 개선이행보고일인 9. 8.까지의 33일 중 실제 가동하지 아니한 기간을 공제한 26일을 배출기간으로 하여 배출부과금을 부과하였다가, 이후 일일유량을 실제 배출량으로 정정하여 146,412,910원으로 감액하였다.</w:t>
+      </w:r>
+      <w:r>
+        <w:rPr>
+          <w:rFonts w:ascii="맑은 고딕" w:hAnsi="맑은 고딕" w:eastAsia="맑은 고딕" w:cs="맑은 고딕"/>
+          <w:color w:val="000000"/>
+        </w:rPr>
+        <w:br/>
+      </w:r>
+      <w:r>
+        <w:rPr>
+          <w:rFonts w:ascii="맑은 고딕" w:hAnsi="맑은 고딕" w:eastAsia="맑은 고딕" w:cs="맑은 고딕"/>
+          <w:color w:val="000000"/>
+        </w:rPr>
+        <w:br/>
+      </w:r>
+      <w:r>
+        <w:rPr>
+          <w:rFonts w:ascii="맑은 고딕" w:hAnsi="맑은 고딕" w:eastAsia="맑은 고딕" w:cs="맑은 고딕"/>
+          <w:color w:val="000000"/>
+        </w:rPr>
+        <w:t>⑤ 원고는 적발 당일 100㎜에 가까운 집중호우로 빗물이 유입되어 폐수처리시설이 정상가동되지 못하였으므로 시료채취와 검사가 잘못되었다고 주장하고, 아울러 측정대행업체의 1992. 8. 26.자 검사결과를 들어 배출기간이 단축되어야 한다고 주장하였다.</w:t>
+      </w:r>
+    </w:p>
+    <w:p>
+      <w:pPr>
+        <w:autoSpaceDN w:val="0"/>
+        <w:autoSpaceDE w:val="0"/>
       </w:pPr>
     </w:p>
     <w:p>
@@ -572,7 +672,7 @@
           <w:rFonts w:ascii="맑은 고딕" w:hAnsi="맑은 고딕" w:eastAsia="맑은 고딕" w:cs="맑은 고딕"/>
           <w:color w:val="000000"/>
         </w:rPr>
-        <w:t>2. 사실관계</w:t>
+        <w:t>3. 쟁점</w:t>
       </w:r>
     </w:p>
     <w:p>
@@ -584,99 +684,10 @@
         <w:rPr>
           <w:rFonts w:ascii="맑은 고딕" w:hAnsi="맑은 고딕" w:eastAsia="맑은 고딕" w:cs="맑은 고딕"/>
           <w:color w:val="000000"/>
-        </w:rPr>
-        <w:t>① 환경단속공무원이 1992. 8. 7. 21:15경 원고 회사가 배출한 폐수시료를 채취하여 농도를 측정한 결과, 배출허용기준을 각 초과하여 생물화학적산소요구량 706.4㎎/L, 화학적산소요구량 707.6㎎/L, 부유물질량 700.0㎎/L이 각 검출되었다.</w:t>
-      </w:r>
-      <w:r>
-        <w:rPr>
-          <w:rFonts w:ascii="맑은 고딕" w:hAnsi="맑은 고딕" w:eastAsia="맑은 고딕" w:cs="맑은 고딕"/>
-          <w:color w:val="000000"/>
-        </w:rPr>
-        <w:br/>
-      </w:r>
-      <w:r>
-        <w:rPr>
-          <w:rFonts w:ascii="맑은 고딕" w:hAnsi="맑은 고딕" w:eastAsia="맑은 고딕" w:cs="맑은 고딕"/>
-          <w:color w:val="000000"/>
-        </w:rPr>
-        <w:br/>
-      </w:r>
-      <w:r>
-        <w:rPr>
-          <w:rFonts w:ascii="맑은 고딕" w:hAnsi="맑은 고딕" w:eastAsia="맑은 고딕" w:cs="맑은 고딕"/>
-          <w:color w:val="000000"/>
-        </w:rPr>
-        <w:t>② 피고는 같은 달 26일 원고에게 배출허용기준 이내로 처리되도록 개선명령을 하였고, 원고는 같은 해 9. 8. 개선이행보고를 하였다.</w:t>
-      </w:r>
-      <w:r>
-        <w:rPr>
-          <w:rFonts w:ascii="맑은 고딕" w:hAnsi="맑은 고딕" w:eastAsia="맑은 고딕" w:cs="맑은 고딕"/>
-          <w:color w:val="000000"/>
-        </w:rPr>
-        <w:br/>
-      </w:r>
-      <w:r>
-        <w:rPr>
-          <w:rFonts w:ascii="맑은 고딕" w:hAnsi="맑은 고딕" w:eastAsia="맑은 고딕" w:cs="맑은 고딕"/>
-          <w:color w:val="000000"/>
-        </w:rPr>
-        <w:br/>
-      </w:r>
-      <w:r>
-        <w:rPr>
-          <w:rFonts w:ascii="맑은 고딕" w:hAnsi="맑은 고딕" w:eastAsia="맑은 고딕" w:cs="맑은 고딕"/>
-          <w:color w:val="000000"/>
-        </w:rPr>
-        <w:t>③ 피고는 같은 달 16일 원고 공장에서 시료를 채취하여 검사한 결과 배출허용기준 이내로 개선되었음을 확인하였다.</w:t>
-      </w:r>
-      <w:r>
-        <w:rPr>
-          <w:rFonts w:ascii="맑은 고딕" w:hAnsi="맑은 고딕" w:eastAsia="맑은 고딕" w:cs="맑은 고딕"/>
-          <w:color w:val="000000"/>
-        </w:rPr>
-        <w:br/>
-      </w:r>
-      <w:r>
-        <w:rPr>
-          <w:rFonts w:ascii="맑은 고딕" w:hAnsi="맑은 고딕" w:eastAsia="맑은 고딕" w:cs="맑은 고딕"/>
-          <w:color w:val="000000"/>
-        </w:rPr>
-        <w:br/>
-      </w:r>
-      <w:r>
-        <w:rPr>
-          <w:rFonts w:ascii="맑은 고딕" w:hAnsi="맑은 고딕" w:eastAsia="맑은 고딕" w:cs="맑은 고딕"/>
-          <w:color w:val="000000"/>
-        </w:rPr>
-        <w:t>④ 피고는 당초 채취일인 8. 7.부터 개선이행보고일인 9. 8.까지의 33일 중 실제 가동하지 아니한 기간을 공제한 26일을 배출기간으로 하여 배출부과금을 부과하였다가, 이후 일일유량을 실제 배출량으로 정정하여 146,412,910원으로 감액하였다.</w:t>
-      </w:r>
-      <w:r>
-        <w:rPr>
-          <w:rFonts w:ascii="맑은 고딕" w:hAnsi="맑은 고딕" w:eastAsia="맑은 고딕" w:cs="맑은 고딕"/>
-          <w:color w:val="000000"/>
-        </w:rPr>
-        <w:br/>
-      </w:r>
-      <w:r>
-        <w:rPr>
-          <w:rFonts w:ascii="맑은 고딕" w:hAnsi="맑은 고딕" w:eastAsia="맑은 고딕" w:cs="맑은 고딕"/>
-          <w:color w:val="000000"/>
-        </w:rPr>
-        <w:br/>
-      </w:r>
-      <w:r>
-        <w:rPr>
-          <w:rFonts w:ascii="맑은 고딕" w:hAnsi="맑은 고딕" w:eastAsia="맑은 고딕" w:cs="맑은 고딕"/>
-          <w:color w:val="000000"/>
-        </w:rPr>
-        <w:t>⑤ 원고는 적발 당일 100㎜에 가까운 집중호우로 빗물이 유입되어 폐수처리시설이 정상가동되지 못하였으므로 시료채취와 검사가 잘못되었다고 주장하고, 아울러 측정대행업체의 1992. 8. 26.자 검사결과를 들어 배출기간이 단축되어야 한다고 주장하였다.</w:t>
-      </w:r>
-    </w:p>
-    <w:p>
-      <w:pPr>
-        <w:autoSpaceDN w:val="0"/>
-        <w:autoSpaceDE w:val="0"/>
-      </w:pPr>
+          <w:u w:val="single"/>
+        </w:rPr>
+        <w:t>이 사건의 쟁점은, 배출부과금 조정을 위한 배출기간 변경 여부를 판단하는 자료로서의 오염도 검사결과가 시행규칙이 정한 검사기관의 것에 한정되는지 여부와, 측정대행자의 검사결과를 배척한 판단이 정당한지 여부이다.</w:t>
+      </w:r>
     </w:p>
     <w:p>
       <w:pPr>
@@ -696,7 +707,7 @@
           <w:rFonts w:ascii="맑은 고딕" w:hAnsi="맑은 고딕" w:eastAsia="맑은 고딕" w:cs="맑은 고딕"/>
           <w:color w:val="000000"/>
         </w:rPr>
-        <w:t>3. 쟁점</w:t>
+        <w:t>4. 판단</w:t>
       </w:r>
     </w:p>
     <w:p>
@@ -707,17 +718,161 @@
       <w:r>
         <w:rPr>
           <w:rFonts w:ascii="맑은 고딕" w:hAnsi="맑은 고딕" w:eastAsia="맑은 고딕" w:cs="맑은 고딕"/>
+          <w:b/>
           <w:color w:val="000000"/>
           <w:u w:val="single"/>
         </w:rPr>
-        <w:t>이 사건의 쟁점은, 배출부과금 조정을 위한 배출기간 변경 여부를 판단하는 자료로서의 오염도 검사결과가 시행규칙이 정한 검사기관의 것에 한정되는지 여부와, 측정대행자의 검사결과를 배척한 판단이 정당한지 여부이다.</w:t>
-      </w:r>
-    </w:p>
-    <w:p>
-      <w:pPr>
-        <w:autoSpaceDN w:val="0"/>
-        <w:autoSpaceDE w:val="0"/>
-      </w:pPr>
+        <w:t>① 원심의 판단 원심은 적발 당시 천재지변에 준하는 상황으로서 폐수배출시설이 비정상 가동하고 있었다고 볼 수 없고 시료의 채취과정이나 검사에 위법이 있다고 할 수 없다고 보았으며, 측정대행자의 검사결과는 공장 정상가동 중 적절한 절차로 채취·검사된 것임을 알아볼 수 없다고 하여 이를 배척하였다.</w:t>
+      </w:r>
+      <w:r>
+        <w:rPr>
+          <w:rFonts w:ascii="맑은 고딕" w:hAnsi="맑은 고딕" w:eastAsia="맑은 고딕" w:cs="맑은 고딕"/>
+          <w:color w:val="000000"/>
+        </w:rPr>
+        <w:br/>
+      </w:r>
+      <w:r>
+        <w:rPr>
+          <w:rFonts w:ascii="맑은 고딕" w:hAnsi="맑은 고딕" w:eastAsia="맑은 고딕" w:cs="맑은 고딕"/>
+          <w:color w:val="000000"/>
+        </w:rPr>
+        <w:br/>
+      </w:r>
+      <w:r>
+        <w:rPr>
+          <w:rFonts w:ascii="맑은 고딕" w:hAnsi="맑은 고딕" w:eastAsia="맑은 고딕" w:cs="맑은 고딕"/>
+          <w:color w:val="000000"/>
+        </w:rPr>
+        <w:t>② 대법원의 판단 원심의 판단은 정당하고, 거기에 채증법칙 위반 등의 위법이 없다.</w:t>
+      </w:r>
+      <w:r>
+        <w:rPr>
+          <w:rFonts w:ascii="맑은 고딕" w:hAnsi="맑은 고딕" w:eastAsia="맑은 고딕" w:cs="맑은 고딕"/>
+          <w:color w:val="000000"/>
+        </w:rPr>
+        <w:br/>
+      </w:r>
+      <w:r>
+        <w:rPr>
+          <w:rFonts w:ascii="맑은 고딕" w:hAnsi="맑은 고딕" w:eastAsia="맑은 고딕" w:cs="맑은 고딕"/>
+          <w:color w:val="000000"/>
+        </w:rPr>
+        <w:br/>
+      </w:r>
+      <w:r>
+        <w:rPr>
+          <w:rFonts w:ascii="맑은 고딕" w:hAnsi="맑은 고딕" w:eastAsia="맑은 고딕" w:cs="맑은 고딕"/>
+          <w:color w:val="000000"/>
+        </w:rPr>
+        <w:t>③ 구 수질환경보전법과 그 시행규칙은 측정대행자제도를 두고, 측정대행자가 갖추어야 할 기술능력, 시설 및 장비, 그 지정절차, 정수관리 등에 관하여 구체적으로 규정하고 있다.</w:t>
+      </w:r>
+      <w:r>
+        <w:rPr>
+          <w:rFonts w:ascii="맑은 고딕" w:hAnsi="맑은 고딕" w:eastAsia="맑은 고딕" w:cs="맑은 고딕"/>
+          <w:color w:val="000000"/>
+        </w:rPr>
+        <w:br/>
+      </w:r>
+      <w:r>
+        <w:rPr>
+          <w:rFonts w:ascii="맑은 고딕" w:hAnsi="맑은 고딕" w:eastAsia="맑은 고딕" w:cs="맑은 고딕"/>
+          <w:color w:val="000000"/>
+        </w:rPr>
+        <w:br/>
+      </w:r>
+      <w:r>
+        <w:rPr>
+          <w:rFonts w:ascii="맑은 고딕" w:hAnsi="맑은 고딕" w:eastAsia="맑은 고딕" w:cs="맑은 고딕"/>
+          <w:color w:val="000000"/>
+        </w:rPr>
+        <w:t>④ 나아가 측정대행자에게 측정결과의 기록 및 보존의무를 지우고, 그 준수사항 및 결격사유, 지정의 취소에 관하여 규정하는 등 행정청이 측정대행자의 지정에서부터 이를 엄격하게 규제·감독하고 있다.</w:t>
+      </w:r>
+      <w:r>
+        <w:rPr>
+          <w:rFonts w:ascii="맑은 고딕" w:hAnsi="맑은 고딕" w:eastAsia="맑은 고딕" w:cs="맑은 고딕"/>
+          <w:color w:val="000000"/>
+        </w:rPr>
+        <w:br/>
+      </w:r>
+      <w:r>
+        <w:rPr>
+          <w:rFonts w:ascii="맑은 고딕" w:hAnsi="맑은 고딕" w:eastAsia="맑은 고딕" w:cs="맑은 고딕"/>
+          <w:color w:val="000000"/>
+        </w:rPr>
+        <w:br/>
+      </w:r>
+      <w:r>
+        <w:rPr>
+          <w:rFonts w:ascii="맑은 고딕" w:hAnsi="맑은 고딕" w:eastAsia="맑은 고딕" w:cs="맑은 고딕"/>
+          <w:color w:val="000000"/>
+        </w:rPr>
+        <w:t>⑤ 이러한 점에 비추어 볼 때, 부과금 조정을 위한 오염물질 또는 배출물질의 배출기간이 달라지게 된 경우를 판단하는 자료로써 반드시 시행규칙 소정의 검사기관의 오염도 검사결과만에 한정되는 것은 아니다.</w:t>
+      </w:r>
+      <w:r>
+        <w:rPr>
+          <w:rFonts w:ascii="맑은 고딕" w:hAnsi="맑은 고딕" w:eastAsia="맑은 고딕" w:cs="맑은 고딕"/>
+          <w:color w:val="000000"/>
+        </w:rPr>
+        <w:br/>
+      </w:r>
+      <w:r>
+        <w:rPr>
+          <w:rFonts w:ascii="맑은 고딕" w:hAnsi="맑은 고딕" w:eastAsia="맑은 고딕" w:cs="맑은 고딕"/>
+          <w:color w:val="000000"/>
+        </w:rPr>
+        <w:br/>
+      </w:r>
+      <w:r>
+        <w:rPr>
+          <w:rFonts w:ascii="맑은 고딕" w:hAnsi="맑은 고딕" w:eastAsia="맑은 고딕" w:cs="맑은 고딕"/>
+          <w:color w:val="000000"/>
+        </w:rPr>
+        <w:t>⑥ 따라서 오염물질의 시료채취 및 그 분석방법 등에 있어 신빙성이 인정되는 한 측정대행자의 오염도 검사결과에 의하여도 가능하다.</w:t>
+      </w:r>
+      <w:r>
+        <w:rPr>
+          <w:rFonts w:ascii="맑은 고딕" w:hAnsi="맑은 고딕" w:eastAsia="맑은 고딕" w:cs="맑은 고딕"/>
+          <w:color w:val="000000"/>
+        </w:rPr>
+        <w:br/>
+      </w:r>
+      <w:r>
+        <w:rPr>
+          <w:rFonts w:ascii="맑은 고딕" w:hAnsi="맑은 고딕" w:eastAsia="맑은 고딕" w:cs="맑은 고딕"/>
+          <w:color w:val="000000"/>
+        </w:rPr>
+        <w:br/>
+      </w:r>
+      <w:r>
+        <w:rPr>
+          <w:rFonts w:ascii="맑은 고딕" w:hAnsi="맑은 고딕" w:eastAsia="맑은 고딕" w:cs="맑은 고딕"/>
+          <w:b/>
+          <w:color w:val="000000"/>
+          <w:u w:val="single"/>
+        </w:rPr>
+        <w:t>⑦ 그러나 이 사건에서 측정대행자의 검사결과는 공장 정상가동 중에 적절한 절차로 시료가 채취되어 검사한 것임을 알아볼 수 없어 신빙성을 인정할 자료가 없으므로, 이를 배척한 원심의 판단은 정당하다.</w:t>
+      </w:r>
+      <w:r>
+        <w:rPr>
+          <w:rFonts w:ascii="맑은 고딕" w:hAnsi="맑은 고딕" w:eastAsia="맑은 고딕" w:cs="맑은 고딕"/>
+          <w:color w:val="000000"/>
+        </w:rPr>
+        <w:br/>
+      </w:r>
+      <w:r>
+        <w:rPr>
+          <w:rFonts w:ascii="맑은 고딕" w:hAnsi="맑은 고딕" w:eastAsia="맑은 고딕" w:cs="맑은 고딕"/>
+          <w:color w:val="000000"/>
+        </w:rPr>
+        <w:br/>
+      </w:r>
+      <w:r>
+        <w:rPr>
+          <w:rFonts w:ascii="맑은 고딕" w:hAnsi="맑은 고딕" w:eastAsia="맑은 고딕" w:cs="맑은 고딕"/>
+          <w:color w:val="000000"/>
+        </w:rPr>
+        <w:t>⑧ 이에 상고를 기각한다.</w:t>
+      </w:r>
     </w:p>
     <w:p>
       <w:pPr>
@@ -737,7 +892,7 @@
           <w:rFonts w:ascii="맑은 고딕" w:hAnsi="맑은 고딕" w:eastAsia="맑은 고딕" w:cs="맑은 고딕"/>
           <w:color w:val="000000"/>
         </w:rPr>
-        <w:t>4. 판단</w:t>
+        <w:t>5. 판결요지</w:t>
       </w:r>
     </w:p>
     <w:p>
@@ -748,11 +903,10 @@
       <w:r>
         <w:rPr>
           <w:rFonts w:ascii="맑은 고딕" w:hAnsi="맑은 고딕" w:eastAsia="맑은 고딕" w:cs="맑은 고딕"/>
-          <w:b/>
           <w:color w:val="000000"/>
           <w:u w:val="single"/>
         </w:rPr>
-        <w:t>① 원심의 판단 원심은 적발 당시 천재지변에 준하는 상황으로서 폐수배출시설이 비정상 가동하고 있었다고 볼 수 없고 시료의 채취과정이나 검사에 위법이 있다고 할 수 없다고 보았으며, 측정대행자의 검사결과는 공장 정상가동 중 적절한 절차로 채취·검사된 것임을 알아볼 수 없다고 하여 이를 배척하였다.</w:t>
+        <w:t>① 구 수질환경보전법과 그 시행규칙은 측정대행자제도를 두고, 측정대행자가 갖추어야 할 기술능력, 시설 및 장비, 그 지정절차, 정수관리 등에 관하여 구체적으로 규정하면서, 측정대행자에게 측정결과의 기록 및 그 보존의무를 지우고, 그 준수사항 및 결격사유, 그 지정의 취소에 관하여 규정하는 등 행정청이 측정대행자의 지정에서부터 이를 엄격하게 규제·감독하고 있다.</w:t>
       </w:r>
       <w:r>
         <w:rPr>
@@ -772,206 +926,10 @@
         <w:rPr>
           <w:rFonts w:ascii="맑은 고딕" w:hAnsi="맑은 고딕" w:eastAsia="맑은 고딕" w:cs="맑은 고딕"/>
           <w:color w:val="000000"/>
-        </w:rPr>
-        <w:t>② 대법원의 판단 원심의 판단은 정당하고, 거기에 채증법칙 위반 등의 위법이 없다.</w:t>
-      </w:r>
-      <w:r>
-        <w:rPr>
-          <w:rFonts w:ascii="맑은 고딕" w:hAnsi="맑은 고딕" w:eastAsia="맑은 고딕" w:cs="맑은 고딕"/>
-          <w:color w:val="000000"/>
-        </w:rPr>
-        <w:br/>
-      </w:r>
-      <w:r>
-        <w:rPr>
-          <w:rFonts w:ascii="맑은 고딕" w:hAnsi="맑은 고딕" w:eastAsia="맑은 고딕" w:cs="맑은 고딕"/>
-          <w:color w:val="000000"/>
-        </w:rPr>
-        <w:br/>
-      </w:r>
-      <w:r>
-        <w:rPr>
-          <w:rFonts w:ascii="맑은 고딕" w:hAnsi="맑은 고딕" w:eastAsia="맑은 고딕" w:cs="맑은 고딕"/>
-          <w:color w:val="000000"/>
-        </w:rPr>
-        <w:t>③ 구 수질환경보전법과 그 시행규칙은 측정대행자제도를 두고, 측정대행자가 갖추어야 할 기술능력, 시설 및 장비, 그 지정절차, 정수관리 등에 관하여 구체적으로 규정하고 있다.</w:t>
-      </w:r>
-      <w:r>
-        <w:rPr>
-          <w:rFonts w:ascii="맑은 고딕" w:hAnsi="맑은 고딕" w:eastAsia="맑은 고딕" w:cs="맑은 고딕"/>
-          <w:color w:val="000000"/>
-        </w:rPr>
-        <w:br/>
-      </w:r>
-      <w:r>
-        <w:rPr>
-          <w:rFonts w:ascii="맑은 고딕" w:hAnsi="맑은 고딕" w:eastAsia="맑은 고딕" w:cs="맑은 고딕"/>
-          <w:color w:val="000000"/>
-        </w:rPr>
-        <w:br/>
-      </w:r>
-      <w:r>
-        <w:rPr>
-          <w:rFonts w:ascii="맑은 고딕" w:hAnsi="맑은 고딕" w:eastAsia="맑은 고딕" w:cs="맑은 고딕"/>
-          <w:color w:val="000000"/>
-        </w:rPr>
-        <w:t>④ 나아가 측정대행자에게 측정결과의 기록 및 보존의무를 지우고, 그 준수사항 및 결격사유, 지정의 취소에 관하여 규정하는 등 행정청이 측정대행자의 지정에서부터 이를 엄격하게 규제·감독하고 있다.</w:t>
-      </w:r>
-      <w:r>
-        <w:rPr>
-          <w:rFonts w:ascii="맑은 고딕" w:hAnsi="맑은 고딕" w:eastAsia="맑은 고딕" w:cs="맑은 고딕"/>
-          <w:color w:val="000000"/>
-        </w:rPr>
-        <w:br/>
-      </w:r>
-      <w:r>
-        <w:rPr>
-          <w:rFonts w:ascii="맑은 고딕" w:hAnsi="맑은 고딕" w:eastAsia="맑은 고딕" w:cs="맑은 고딕"/>
-          <w:color w:val="000000"/>
-        </w:rPr>
-        <w:br/>
-      </w:r>
-      <w:r>
-        <w:rPr>
-          <w:rFonts w:ascii="맑은 고딕" w:hAnsi="맑은 고딕" w:eastAsia="맑은 고딕" w:cs="맑은 고딕"/>
-          <w:color w:val="000000"/>
-        </w:rPr>
-        <w:t>⑤ 이러한 점에 비추어 볼 때, 부과금 조정을 위한 오염물질 또는 배출물질의 배출기간이 달라지게 된 경우를 판단하는 자료로써 반드시 시행규칙 소정의 검사기관의 오염도 검사결과만에 한정되는 것은 아니다.</w:t>
-      </w:r>
-      <w:r>
-        <w:rPr>
-          <w:rFonts w:ascii="맑은 고딕" w:hAnsi="맑은 고딕" w:eastAsia="맑은 고딕" w:cs="맑은 고딕"/>
-          <w:color w:val="000000"/>
-        </w:rPr>
-        <w:br/>
-      </w:r>
-      <w:r>
-        <w:rPr>
-          <w:rFonts w:ascii="맑은 고딕" w:hAnsi="맑은 고딕" w:eastAsia="맑은 고딕" w:cs="맑은 고딕"/>
-          <w:color w:val="000000"/>
-        </w:rPr>
-        <w:br/>
-      </w:r>
-      <w:r>
-        <w:rPr>
-          <w:rFonts w:ascii="맑은 고딕" w:hAnsi="맑은 고딕" w:eastAsia="맑은 고딕" w:cs="맑은 고딕"/>
-          <w:color w:val="000000"/>
-        </w:rPr>
-        <w:t>⑥ 따라서 오염물질의 시료채취 및 그 분석방법 등에 있어 신빙성이 인정되는 한 측정대행자의 오염도 검사결과에 의하여도 가능하다.</w:t>
-      </w:r>
-      <w:r>
-        <w:rPr>
-          <w:rFonts w:ascii="맑은 고딕" w:hAnsi="맑은 고딕" w:eastAsia="맑은 고딕" w:cs="맑은 고딕"/>
-          <w:color w:val="000000"/>
-        </w:rPr>
-        <w:br/>
-      </w:r>
-      <w:r>
-        <w:rPr>
-          <w:rFonts w:ascii="맑은 고딕" w:hAnsi="맑은 고딕" w:eastAsia="맑은 고딕" w:cs="맑은 고딕"/>
-          <w:color w:val="000000"/>
-        </w:rPr>
-        <w:br/>
-      </w:r>
-      <w:r>
-        <w:rPr>
-          <w:rFonts w:ascii="맑은 고딕" w:hAnsi="맑은 고딕" w:eastAsia="맑은 고딕" w:cs="맑은 고딕"/>
-          <w:b/>
-          <w:color w:val="000000"/>
           <w:u w:val="single"/>
         </w:rPr>
-        <w:t>⑦ 그러나 이 사건에서 측정대행자의 검사결과는 공장 정상가동 중에 적절한 절차로 시료가 채취되어 검사한 것임을 알아볼 수 없어 신빙성을 인정할 자료가 없으므로, 이를 배척한 원심의 판단은 정당하다.</w:t>
-      </w:r>
-      <w:r>
-        <w:rPr>
-          <w:rFonts w:ascii="맑은 고딕" w:hAnsi="맑은 고딕" w:eastAsia="맑은 고딕" w:cs="맑은 고딕"/>
-          <w:color w:val="000000"/>
-        </w:rPr>
-        <w:br/>
-      </w:r>
-      <w:r>
-        <w:rPr>
-          <w:rFonts w:ascii="맑은 고딕" w:hAnsi="맑은 고딕" w:eastAsia="맑은 고딕" w:cs="맑은 고딕"/>
-          <w:color w:val="000000"/>
-        </w:rPr>
-        <w:br/>
-      </w:r>
-      <w:r>
-        <w:rPr>
-          <w:rFonts w:ascii="맑은 고딕" w:hAnsi="맑은 고딕" w:eastAsia="맑은 고딕" w:cs="맑은 고딕"/>
-          <w:color w:val="000000"/>
-        </w:rPr>
-        <w:t>⑧ 이에 상고를 기각한다.</w:t>
-      </w:r>
-    </w:p>
-    <w:p>
-      <w:pPr>
-        <w:autoSpaceDN w:val="0"/>
-        <w:autoSpaceDE w:val="0"/>
-      </w:pPr>
-    </w:p>
-    <w:p>
-      <w:pPr>
-        <w:autoSpaceDN w:val="0"/>
-        <w:autoSpaceDE w:val="0"/>
-      </w:pPr>
-    </w:p>
-    <w:p>
-      <w:pPr>
-        <w:autoSpaceDN w:val="0"/>
-        <w:autoSpaceDE w:val="0"/>
-        <w:pStyle w:val="2"/>
-        <w:spacing w:before="80"/>
-      </w:pPr>
-      <w:r>
-        <w:rPr>
-          <w:rFonts w:ascii="맑은 고딕" w:hAnsi="맑은 고딕" w:eastAsia="맑은 고딕" w:cs="맑은 고딕"/>
-          <w:color w:val="000000"/>
-        </w:rPr>
-        <w:t>5. 판결요지</w:t>
-      </w:r>
-    </w:p>
-    <w:p>
-      <w:pPr>
-        <w:autoSpaceDN w:val="0"/>
-        <w:autoSpaceDE w:val="0"/>
-      </w:pPr>
-      <w:r>
-        <w:rPr>
-          <w:rFonts w:ascii="맑은 고딕" w:hAnsi="맑은 고딕" w:eastAsia="맑은 고딕" w:cs="맑은 고딕"/>
-          <w:color w:val="000000"/>
-          <w:u w:val="single"/>
-        </w:rPr>
-        <w:t>① 구 수질환경보전법과 그 시행규칙은 측정대행자제도를 두고, 측정대행자가 갖추어야 할 기술능력, 시설 및 장비, 그 지정절차, 정수관리 등에 관하여 구체적으로 규정하면서, 측정대행자에게 측정결과의 기록 및 그 보존의무를 지우고, 그 준수사항 및 결격사유, 그 지정의 취소에 관하여 규정하는 등 행정청이 측정대행자의 지정에서부터 이를 엄격하게 규제·감독하고 있다.</w:t>
-      </w:r>
-      <w:r>
-        <w:rPr>
-          <w:rFonts w:ascii="맑은 고딕" w:hAnsi="맑은 고딕" w:eastAsia="맑은 고딕" w:cs="맑은 고딕"/>
-          <w:color w:val="000000"/>
-        </w:rPr>
-        <w:br/>
-      </w:r>
-      <w:r>
-        <w:rPr>
-          <w:rFonts w:ascii="맑은 고딕" w:hAnsi="맑은 고딕" w:eastAsia="맑은 고딕" w:cs="맑은 고딕"/>
-          <w:color w:val="000000"/>
-        </w:rPr>
-        <w:br/>
-      </w:r>
-      <w:r>
-        <w:rPr>
-          <w:rFonts w:ascii="맑은 고딕" w:hAnsi="맑은 고딕" w:eastAsia="맑은 고딕" w:cs="맑은 고딕"/>
-          <w:color w:val="000000"/>
-          <w:u w:val="single"/>
-        </w:rPr>
         <w:t>② 이러한 점에 비추어 볼 때, 부과금조정을 위한 오염물질 또는 배출물질의 배출기간이 달라지게 된 경우를 판단하는 자료로써 반드시 시행규칙 소정의 검사기관의 오염도 검사결과만에 한정되는 것은 아니고, 오염물질의 시료채취 및 그 분석방법 등에 있어 신빙성이 인정되는 한 측정대행자의 오염도 검사결과에 의하여도 가능하다.</w:t>
       </w:r>
-    </w:p>
-    <w:p>
-      <w:pPr>
-        <w:autoSpaceDN w:val="0"/>
-        <w:autoSpaceDE w:val="0"/>
-      </w:pPr>
     </w:p>
     <w:p>
       <w:pPr>
